--- a/contratos/BORRADOR_CONTRATO_DOCENTE_ALIANZAS_v3.docx
+++ b/contratos/BORRADOR_CONTRATO_DOCENTE_ALIANZAS_v3.docx
@@ -73,7 +73,7 @@
         <w:rPr>
           <w:sz w:val="21"/>
         </w:rPr>
-        <w:t>(a) DOCENCIA: el CONTRATISTA dictará los cursos que se le asignen mediante ACTA INTERNA DE PROGRAMACIÓN ACADÉMICA suscrita por las partes, en la cual se indicará para cada curso: nivel, número de horas, horario y fechas. El valor de la hora cátedra es de DIECISIETE MIL PESOS COP ($17.000) [verificar valor vigente], pagadero por mensualidades vencidas de acuerdo con las horas efectivamente impartidas. (b) GESTIÓN DE ALIANZAS: el CONTRATISTA gestionará la presentación de los programas de alianza ante empresas e instituciones educativas, usando exclusivamente los materiales y condiciones aprobados por gerencia. Remuneración de alianzas: [DEFINIR CON GERENCIA ANTES DE FIRMA: $________ por convenio activado y/o ____% del recaudo de la primera matrícula de cada beneficiario de empresa/colegio aliado, pagadero contra ingreso efectivo a caja].</w:t>
+        <w:t>(a) DOCENCIA: el CONTRATISTA dictará los cursos que se le asignen mediante ACTA INTERNA DE PROGRAMACIÓN ACADÉMICA suscrita por las partes, en la cual se indicará para cada curso: nivel, número de horas, horario y fechas. El valor de la hora cátedra es de DIECISIETE MIL PESOS COP ($17.000) [verificar valor vigente], pagadero por mensualidades vencidas de acuerdo con las horas efectivamente impartidas. (b) GESTIÓN DE ALIANZAS: el CONTRATISTA gestionará la presentación de los programas de alianza ante empresas e instituciones educativas, usando exclusivamente los materiales y condiciones aprobados por gerencia. Remuneración comercial por DOS canales, siempre sobre el recaudo efectivo a caja: (i) ventas de leads entregados por la institución: CINCO por ciento (5%) del recaudo de cliente nuevo y 2,5% de cliente antiguo; (ii) CANAL PROPIO AUTOFINANCIADO — leads generados y financiados íntegramente por EL CONTRATISTA (su pauta, su red, su gestión): DIEZ por ciento (10%) del recaudo de cliente nuevo. El origen de cada lead queda registrado en la planilla comercial al primer contacto; en caso de conflicto, el lead pertenece a quien lo registró primero. Sin recaudo no hay comisión.</w:t>
       </w:r>
     </w:p>
     <w:p>
@@ -85,7 +85,7 @@
           <w:b/>
           <w:sz w:val="21"/>
         </w:rPr>
-        <w:t>PARÁGRAFO I. El presente contrato se mantiene vigente por el término de UN (1) AÑO contado desde su suscripción, prorrogable por acuerdo escrito. La terminación o culminación de un curso individual NO termina el contrato: solo cierra el acta correspondiente.</w:t>
+        <w:t>PARÁGRAFO I. El presente contrato se mantiene vigente por el término de UN (1) AÑO contado desde su suscripción, prorrogable por acuerdo escrito. La terminación o culminación de un curso individual NO termina el contrato: solo cierra el acta correspondiente. Cualquiera de las partes podrá terminar el contrato con PREAVISO ESCRITO de TREINTA (30) días calendario; tratándose de cursos en ejecución, EL CONTRATISTA acompañará la transición del curso durante ese período conforme a las guías de la institución.</w:t>
       </w:r>
     </w:p>
     <w:p>
@@ -443,6 +443,19 @@
           <w:sz w:val="21"/>
         </w:rPr>
         <w:t>22. EN LA GESTIÓN DE ALIANZAS: usar únicamente los materiales, cartas y condiciones aprobados por gerencia; no prometer empleo, visas, prácticas, contratos de aprendizaje ni resultados; no negociar precios, becas ni condiciones por fuera de las escritas; registrar ante gerencia cada gestión realizada (empresa/colegio, contacto, estado, próximo paso); y tratar las listas de contactos y condiciones comerciales como Material Protegido.</w:t>
+      </w:r>
+    </w:p>
+    <w:p>
+      <w:pPr>
+        <w:spacing w:after="60"/>
+        <w:ind w:left="340"/>
+      </w:pPr>
+      <w:r>
+        <w:rPr>
+          <w:b w:val="0"/>
+          <w:sz w:val="21"/>
+        </w:rPr>
+        <w:t>23. NO COMERCIALIZAR programas, cursos o servicios propios o de terceros (incluidos programas de estudios en el exterior) a estudiantes, exalumnos, acudientes o bases de datos de la institución, salvo acuerdo escrito de remisión firmado por el representante legal. Toda pieza publicitaria del canal propio del CONTRATISTA que use la marca o los programas de la institución requiere aprobación escrita de gerencia ANTES de su publicación. El aula jamás se usa para actividad comercial.</w:t>
       </w:r>
     </w:p>
     <w:p>

--- a/contratos/BORRADOR_CONTRATO_DOCENTE_ALIANZAS_v3.docx
+++ b/contratos/BORRADOR_CONTRATO_DOCENTE_ALIANZAS_v3.docx
@@ -73,7 +73,7 @@
         <w:rPr>
           <w:sz w:val="21"/>
         </w:rPr>
-        <w:t>(a) DOCENCIA: el CONTRATISTA dictará los cursos que se le asignen mediante ACTA INTERNA DE PROGRAMACIÓN ACADÉMICA suscrita por las partes, en la cual se indicará para cada curso: nivel, número de horas, horario y fechas. El valor de la hora cátedra es de DIECISIETE MIL PESOS COP ($17.000) [verificar valor vigente], pagadero por mensualidades vencidas de acuerdo con las horas efectivamente impartidas. (b) GESTIÓN DE ALIANZAS: el CONTRATISTA gestionará la presentación de los programas de alianza ante empresas e instituciones educativas, usando exclusivamente los materiales y condiciones aprobados por gerencia. Remuneración comercial por DOS canales, siempre sobre el recaudo efectivo a caja: (i) ventas de leads entregados por la institución: CINCO por ciento (5%) del recaudo de cliente nuevo y 2,5% de cliente antiguo; (ii) CANAL PROPIO AUTOFINANCIADO — leads generados y financiados íntegramente por EL CONTRATISTA (su pauta, su red, su gestión): DIEZ por ciento (10%) del recaudo de cliente nuevo. El origen de cada lead queda registrado en la planilla comercial al primer contacto; en caso de conflicto, el lead pertenece a quien lo registró primero. Sin recaudo no hay comisión.</w:t>
+        <w:t>(a) DOCENCIA: el CONTRATISTA dictará los cursos que se le asignen mediante ACTA INTERNA DE PROGRAMACIÓN ACADÉMICA suscrita por las partes, en la cual se indicará para cada curso: nivel, número de horas, horario y fechas. El valor de la hora cátedra es de DIECISIETE MIL PESOS COP ($17.000) [verificar valor vigente], pagadero por mensualidades vencidas de acuerdo con las horas efectivamente impartidas. (b) GESTIÓN COMERCIAL — FACULTATIVA: EL CONTRATISTA PODRÁ, si así lo decide, comercializar los programas de la institución usando exclusivamente los materiales y condiciones aprobados por gerencia. Esta actividad no constituye obligación contractual ni su omisión genera incumplimiento. Cuando la ejerza, la remuneración será por TRES canales, siempre sobre el recaudo efectivo a caja: (i) leads entregados por la institución: CINCO por ciento (5%) del recaudo de cliente nuevo y 2,5% de cliente antiguo; (ii) canal con PAUTA FINANCIADA POR LA INSTITUCIÓN y ejecutada por EL CONTRATISTA: OCHO por ciento (8%) del recaudo de cliente nuevo, con entrega de reportes de campaña e inversión a gerencia; (iii) CANAL PROPIO AUTOFINANCIADO (su pauta, su red, su gestión, sus recursos): DIEZ por ciento (10%) del recaudo de cliente nuevo, sin más carga que el registro de la venta. PARA RECLAMAR CUALQUIER COMISIÓN, el contacto debe estar registrado en la planilla comercial de la institución; en caso de concurrencia entre vendedores, la comisión corresponde a quien registró primero el contacto. Sin recaudo no hay comisión.</w:t>
       </w:r>
     </w:p>
     <w:p>

--- a/contratos/BORRADOR_CONTRATO_DOCENTE_ALIANZAS_v3.docx
+++ b/contratos/BORRADOR_CONTRATO_DOCENTE_ALIANZAS_v3.docx
@@ -73,7 +73,7 @@
         <w:rPr>
           <w:sz w:val="21"/>
         </w:rPr>
-        <w:t>(a) DOCENCIA: el CONTRATISTA dictará los cursos que se le asignen mediante ACTA INTERNA DE PROGRAMACIÓN ACADÉMICA suscrita por las partes, en la cual se indicará para cada curso: nivel, número de horas, horario y fechas. El valor de la hora cátedra es de DIECISIETE MIL PESOS COP ($17.000) [verificar valor vigente], pagadero por mensualidades vencidas de acuerdo con las horas efectivamente impartidas. (b) GESTIÓN COMERCIAL — FACULTATIVA: EL CONTRATISTA PODRÁ, si así lo decide, comercializar los programas de la institución usando exclusivamente los materiales y condiciones aprobados por gerencia. Esta actividad no constituye obligación contractual ni su omisión genera incumplimiento. Cuando la ejerza, la remuneración será por TRES canales, siempre sobre el recaudo efectivo a caja: (i) leads entregados por la institución: CINCO por ciento (5%) del recaudo de cliente nuevo y 2,5% de cliente antiguo; (ii) canal con PAUTA FINANCIADA POR LA INSTITUCIÓN y ejecutada por EL CONTRATISTA: OCHO por ciento (8%) del recaudo de cliente nuevo, con entrega de reportes de campaña e inversión a gerencia; (iii) CANAL PROPIO AUTOFINANCIADO (su pauta, su red, su gestión, sus recursos): DIEZ por ciento (10%) del recaudo de cliente nuevo, sin más carga que el registro de la venta. PARA RECLAMAR CUALQUIER COMISIÓN, el contacto debe estar registrado en la planilla comercial de la institución; en caso de concurrencia entre vendedores, la comisión corresponde a quien registró primero el contacto. Sin recaudo no hay comisión.</w:t>
+        <w:t>(a) DOCENCIA: el CONTRATISTA dictará los cursos que se le asignen mediante ACTA INTERNA DE PROGRAMACIÓN ACADÉMICA suscrita por las partes, en la cual se indicará para cada curso: nivel, número de horas, horario y fechas. El valor de la hora cátedra es de DIECISIETE MIL PESOS COP ($17.000) [verificar valor vigente], pagadero por mensualidades vencidas de acuerdo con las horas efectivamente impartidas. (b) GESTIÓN COMERCIAL — FACULTATIVA: EL CONTRATISTA PODRÁ, si así lo decide, comercializar los programas de la institución usando exclusivamente los materiales y condiciones aprobados por gerencia. Esta actividad no constituye obligación contractual ni su omisión genera incumplimiento. Cuando la ejerza, la remuneración será por TRES canales, siempre sobre el recaudo efectivo a caja: (i) leads entregados por la institución: CINCO por ciento (5%) del recaudo de cliente nuevo y 2,5% de cliente antiguo; (ii) canal con PAUTA FINANCIADA POR LA INSTITUCIÓN y ejecutada por EL CONTRATISTA: OCHO por ciento (8%) del recaudo de cliente nuevo, con entrega de reportes de campaña e inversión a gerencia; (iii) CANAL PROPIO AUTOFINANCIADO (su pauta, su red, su gestión, sus recursos): DIEZ por ciento (10%) del recaudo de cliente nuevo, sin más carga que el registro de la venta. ATRIBUCIÓN DE CANAL: la pauta del canal (ii) se ejecuta exclusivamente desde la cuenta publicitaria de la institución (que asume el gasto y conserva visibilidad plena de campañas e inversión); la pauta del canal (iii) se ejecuta desde cuentas y medios de pago propios del CONTRATISTA. Cada campaña usa su propio enlace de contacto, de modo que el canal de cada lead queda determinado por la cuenta publicitaria que originó el anuncio. Los leads de red o gestión personal del CONTRATISTA pertenecen al canal (iii). PARA RECLAMAR CUALQUIER COMISIÓN, el contacto debe estar registrado en la planilla comercial de la institución; en caso de concurrencia entre vendedores, la comisión corresponde a quien registró primero el contacto. Sin recaudo no hay comisión.</w:t>
       </w:r>
     </w:p>
     <w:p>

--- a/contratos/BORRADOR_CONTRATO_DOCENTE_ALIANZAS_v3.docx
+++ b/contratos/BORRADOR_CONTRATO_DOCENTE_ALIANZAS_v3.docx
@@ -73,7 +73,7 @@
         <w:rPr>
           <w:sz w:val="21"/>
         </w:rPr>
-        <w:t>(a) DOCENCIA: el CONTRATISTA dictará los cursos que se le asignen mediante ACTA INTERNA DE PROGRAMACIÓN ACADÉMICA suscrita por las partes, en la cual se indicará para cada curso: nivel, número de horas, horario y fechas. El valor de la hora cátedra es de DIECISIETE MIL PESOS COP ($17.000) [verificar valor vigente], pagadero por mensualidades vencidas de acuerdo con las horas efectivamente impartidas. (b) GESTIÓN COMERCIAL — FACULTATIVA: EL CONTRATISTA PODRÁ, si así lo decide, comercializar los programas de la institución usando exclusivamente los materiales y condiciones aprobados por gerencia. Esta actividad no constituye obligación contractual ni su omisión genera incumplimiento. Cuando la ejerza, la remuneración será por TRES canales, siempre sobre el recaudo efectivo a caja: (i) leads entregados por la institución: CINCO por ciento (5%) del recaudo de cliente nuevo y 2,5% de cliente antiguo; (ii) canal con PAUTA FINANCIADA POR LA INSTITUCIÓN y ejecutada por EL CONTRATISTA: OCHO por ciento (8%) del recaudo de cliente nuevo, con entrega de reportes de campaña e inversión a gerencia; (iii) CANAL PROPIO AUTOFINANCIADO (su pauta, su red, su gestión, sus recursos): DIEZ por ciento (10%) del recaudo de cliente nuevo, sin más carga que el registro de la venta. ATRIBUCIÓN DE CANAL: la pauta del canal (ii) se ejecuta exclusivamente desde la cuenta publicitaria de la institución (que asume el gasto y conserva visibilidad plena de campañas e inversión); la pauta del canal (iii) se ejecuta desde cuentas y medios de pago propios del CONTRATISTA. Cada campaña usa su propio enlace de contacto, de modo que el canal de cada lead queda determinado por la cuenta publicitaria que originó el anuncio. Los leads de red o gestión personal del CONTRATISTA pertenecen al canal (iii). PARA RECLAMAR CUALQUIER COMISIÓN, el contacto debe estar registrado en la planilla comercial de la institución; en caso de concurrencia entre vendedores, la comisión corresponde a quien registró primero el contacto. Sin recaudo no hay comisión.</w:t>
+        <w:t>(a) DOCENCIA: el CONTRATISTA dictará los cursos que se le asignen mediante ACTA INTERNA DE PROGRAMACIÓN ACADÉMICA suscrita por las partes, en la cual se indicará para cada curso: nivel, número de horas, horario y fechas. El valor de la hora cátedra es de DIECISIETE MIL PESOS COP ($17.000) [verificar valor vigente], pagadero por mensualidades vencidas de acuerdo con las horas efectivamente impartidas. (b) GESTIÓN COMERCIAL — FACULTATIVA: EL CONTRATISTA PODRÁ, si así lo decide, comercializar los programas de la institución usando exclusivamente los materiales y condiciones aprobados por gerencia. Esta actividad no constituye obligación contractual ni su omisión genera incumplimiento. Cuando la ejerza, la remuneración será por TRES canales, siempre sobre el recaudo efectivo a caja: (i) leads entregados por la institución: CINCO por ciento (5%) del recaudo de cliente nuevo y 2,5% de cliente antiguo; (ii) canal con PAUTA FINANCIADA POR LA INSTITUCIÓN y ejecutada por EL CONTRATISTA: OCHO por ciento (8%) del recaudo de cliente nuevo, con entrega de reportes de campaña e inversión a gerencia; (iii) CANAL PROPIO AUTOFINANCIADO (su pauta, su red, su gestión, sus recursos): DIEZ por ciento (10%) del recaudo de cliente nuevo, sin más carga que el registro de la venta. ATRIBUCIÓN DE CANAL: toda la pauta de los canales (ii) y (iii) se ejecuta desde las cuentas y canales propios del CONTRATISTA — nunca desde la cuenta publicitaria ni los flujos de captación de la institución. La diferencia entre canales es la FINANCIACIÓN: en el canal (ii), EL CONTRATISTA presenta previamente a gerencia la pieza y el presupuesto de cada campaña; aprobados por escrito, la institución gira el presupuesto y la campaña queda identificada por su nombre como financiada, con entrega posterior de la factura de la plataforma publicitaria como comprobante del gasto. Los leads de las campañas así identificadas pertenecen al canal (ii); los de campañas pagadas por EL CONTRATISTA sin financiación institucional, y los de su red o gestión personal, pertenecen al canal (iii). PARA RECLAMAR CUALQUIER COMISIÓN, el contacto debe estar registrado en la planilla comercial de la institución; en caso de concurrencia entre vendedores, la comisión corresponde a quien registró primero el contacto. Sin recaudo no hay comisión.</w:t>
       </w:r>
     </w:p>
     <w:p>

--- a/contratos/BORRADOR_CONTRATO_DOCENTE_ALIANZAS_v3.docx
+++ b/contratos/BORRADOR_CONTRATO_DOCENTE_ALIANZAS_v3.docx
@@ -73,7 +73,7 @@
         <w:rPr>
           <w:sz w:val="21"/>
         </w:rPr>
-        <w:t>(a) DOCENCIA: el CONTRATISTA dictará los cursos que se le asignen mediante ACTA INTERNA DE PROGRAMACIÓN ACADÉMICA suscrita por las partes, en la cual se indicará para cada curso: nivel, número de horas, horario y fechas. El valor de la hora cátedra es de DIECISIETE MIL PESOS COP ($17.000) [verificar valor vigente], pagadero por mensualidades vencidas de acuerdo con las horas efectivamente impartidas. (b) GESTIÓN COMERCIAL — FACULTATIVA: EL CONTRATISTA PODRÁ, si así lo decide, comercializar los programas de la institución usando exclusivamente los materiales y condiciones aprobados por gerencia. Esta actividad no constituye obligación contractual ni su omisión genera incumplimiento. Cuando la ejerza, la remuneración será por TRES canales, siempre sobre el recaudo efectivo a caja: (i) leads entregados por la institución: CINCO por ciento (5%) del recaudo de cliente nuevo y 2,5% de cliente antiguo; (ii) canal con PAUTA FINANCIADA POR LA INSTITUCIÓN y ejecutada por EL CONTRATISTA: OCHO por ciento (8%) del recaudo de cliente nuevo, con entrega de reportes de campaña e inversión a gerencia; (iii) CANAL PROPIO AUTOFINANCIADO (su pauta, su red, su gestión, sus recursos): DIEZ por ciento (10%) del recaudo de cliente nuevo, sin más carga que el registro de la venta. ATRIBUCIÓN DE CANAL: toda la pauta de los canales (ii) y (iii) se ejecuta desde las cuentas y canales propios del CONTRATISTA — nunca desde la cuenta publicitaria ni los flujos de captación de la institución. La diferencia entre canales es la FINANCIACIÓN: en el canal (ii), EL CONTRATISTA presenta previamente a gerencia la pieza y el presupuesto de cada campaña; aprobados por escrito, la institución gira el presupuesto y la campaña queda identificada por su nombre como financiada, con entrega posterior de la factura de la plataforma publicitaria como comprobante del gasto. Los leads de las campañas así identificadas pertenecen al canal (ii); los de campañas pagadas por EL CONTRATISTA sin financiación institucional, y los de su red o gestión personal, pertenecen al canal (iii). PARA RECLAMAR CUALQUIER COMISIÓN, el contacto debe estar registrado en la planilla comercial de la institución; en caso de concurrencia entre vendedores, la comisión corresponde a quien registró primero el contacto. Sin recaudo no hay comisión.</w:t>
+        <w:t>(a) DOCENCIA: el CONTRATISTA dictará los cursos que se le asignen mediante ACTA INTERNA DE PROGRAMACIÓN ACADÉMICA suscrita por las partes, en la cual se indicará para cada curso: nivel, número de horas, horario y fechas. El valor de la hora cátedra es de DIECISIETE MIL PESOS COP ($17.000) [verificar valor vigente], pagadero por mensualidades vencidas de acuerdo con las horas efectivamente impartidas. (b) GESTIÓN COMERCIAL — FACULTATIVA: EL CONTRATISTA PODRÁ, si así lo decide, comercializar los programas de la institución usando exclusivamente los materiales y condiciones aprobados por gerencia. Esta actividad no constituye obligación contractual ni su omisión genera incumplimiento. Cuando la ejerza, la remuneración será por TRES canales, siempre sobre el recaudo efectivo a caja: (i) leads entregados por la institución: CINCO por ciento (5%) del recaudo de cliente nuevo y 2,5% de cliente antiguo; (ii) canal con PAUTA FINANCIADA POR LA INSTITUCIÓN y ejecutada por EL CONTRATISTA: OCHO por ciento (8%) del recaudo de cliente nuevo, con entrega de reportes de campaña e inversión a gerencia; (iii) CANAL PROPIO AUTOFINANCIADO (su pauta, su red, su gestión, sus recursos): DIEZ por ciento (10%) del recaudo de cliente nuevo, sin más carga que el registro de la venta. ATRIBUCIÓN DE CANAL: toda la pauta de los canales (ii) y (iii) se ejecuta desde las cuentas y canales propios del CONTRATISTA — nunca desde la cuenta publicitaria ni los flujos de captación de la institución. La diferencia entre canales es la FINANCIACIÓN: en el canal (ii), EL CONTRATISTA presenta previamente a gerencia la pieza y el presupuesto de cada campaña; aprobados por escrito — aprobación que incluye la pieza, el presupuesto Y el mensaje de entrada prellenado del anuncio —, la institución gira el presupuesto y la campaña queda identificada por su nombre y por su mensaje de entrada, con entrega posterior de la factura de la plataforma publicitaria como comprobante del gasto. El primer mensaje recibido de cada lead determina la campaña de origen, y el reporte de conversaciones de la plataforma sirve de contraste. Los leads de las campañas así identificadas pertenecen al canal (ii); los de campañas pagadas por EL CONTRATISTA sin financiación institucional, y los de su red o gestión personal, pertenecen al canal (iii). PARA RECLAMAR CUALQUIER COMISIÓN, el contacto debe estar registrado en la planilla comercial de la institución; en caso de concurrencia entre vendedores, la comisión corresponde a quien registró primero el contacto. Sin recaudo no hay comisión.</w:t>
       </w:r>
     </w:p>
     <w:p>

--- a/contratos/BORRADOR_CONTRATO_DOCENTE_ALIANZAS_v3.docx
+++ b/contratos/BORRADOR_CONTRATO_DOCENTE_ALIANZAS_v3.docx
@@ -73,7 +73,7 @@
         <w:rPr>
           <w:sz w:val="21"/>
         </w:rPr>
-        <w:t>(a) DOCENCIA: el CONTRATISTA dictará los cursos que se le asignen mediante ACTA INTERNA DE PROGRAMACIÓN ACADÉMICA suscrita por las partes, en la cual se indicará para cada curso: nivel, número de horas, horario y fechas. El valor de la hora cátedra es de DIECISIETE MIL PESOS COP ($17.000) [verificar valor vigente], pagadero por mensualidades vencidas de acuerdo con las horas efectivamente impartidas. (b) GESTIÓN COMERCIAL — FACULTATIVA: EL CONTRATISTA PODRÁ, si así lo decide, comercializar los programas de la institución usando exclusivamente los materiales y condiciones aprobados por gerencia. Esta actividad no constituye obligación contractual ni su omisión genera incumplimiento. Cuando la ejerza, la remuneración será por TRES canales, siempre sobre el recaudo efectivo a caja: (i) leads entregados por la institución: CINCO por ciento (5%) del recaudo de cliente nuevo y 2,5% de cliente antiguo; (ii) canal con PAUTA FINANCIADA POR LA INSTITUCIÓN y ejecutada por EL CONTRATISTA: OCHO por ciento (8%) del recaudo de cliente nuevo, con entrega de reportes de campaña e inversión a gerencia; (iii) CANAL PROPIO AUTOFINANCIADO (su pauta, su red, su gestión, sus recursos): DIEZ por ciento (10%) del recaudo de cliente nuevo, sin más carga que el registro de la venta. ATRIBUCIÓN DE CANAL: toda la pauta de los canales (ii) y (iii) se ejecuta desde las cuentas y canales propios del CONTRATISTA — nunca desde la cuenta publicitaria ni los flujos de captación de la institución. La diferencia entre canales es la FINANCIACIÓN: en el canal (ii), EL CONTRATISTA presenta previamente a gerencia la pieza y el presupuesto de cada campaña; aprobados por escrito — aprobación que incluye la pieza, el presupuesto Y el mensaje de entrada prellenado del anuncio —, la institución gira el presupuesto y la campaña queda identificada por su nombre y por su mensaje de entrada, con entrega posterior de la factura de la plataforma publicitaria como comprobante del gasto. El primer mensaje recibido de cada lead determina la campaña de origen, y el reporte de conversaciones de la plataforma sirve de contraste. Los leads de las campañas así identificadas pertenecen al canal (ii); los de campañas pagadas por EL CONTRATISTA sin financiación institucional, y los de su red o gestión personal, pertenecen al canal (iii). PARA RECLAMAR CUALQUIER COMISIÓN, el contacto debe estar registrado en la planilla comercial de la institución; en caso de concurrencia entre vendedores, la comisión corresponde a quien registró primero el contacto. Sin recaudo no hay comisión.</w:t>
+        <w:t>(a) DOCENCIA: el CONTRATISTA dictará los cursos que se le asignen mediante ACTA INTERNA DE PROGRAMACIÓN ACADÉMICA suscrita por las partes, en la cual se indicará para cada curso: nivel, número de horas, horario y fechas. El valor de la hora cátedra es de DIECISIETE MIL PESOS COP ($17.000) [verificar valor vigente], pagadero por mensualidades vencidas de acuerdo con las horas efectivamente impartidas. (b) GESTIÓN COMERCIAL — FACULTATIVA: EL CONTRATISTA PODRÁ, si así lo decide, comercializar los programas de la institución usando exclusivamente los materiales y condiciones aprobados por gerencia. Esta actividad no constituye obligación contractual ni su omisión genera incumplimiento. Cuando la ejerza, la remuneración será por DOS canales, siempre sobre el recaudo efectivo a caja: (i) leads entregados por la institución: CINCO por ciento (5%) del recaudo de cliente nuevo y 2,5% de cliente antiguo; (ii) CANAL PROPIO: ventas originadas en los canales personales del CONTRATISTA — su contenido orgánico, su red personal y las campañas de pauta que la institución financie sobre sus piezas —: OCHO por ciento (8%) del recaudo de cliente nuevo, sin distinción entre origen orgánico o pagado dentro del canal. La frontera entre canales es el punto de llegada del lead: los que llegan a los canales del CONTRATISTA son del canal propio; los que llegan a los flujos de captación de la institución son de la casa. FINANCIACIÓN DE PAUTA: la institución podrá financiar campañas sobre las piezas del CONTRATISTA, ejecutadas siempre desde las cuentas de este, previa aprobación escrita de pieza y presupuesto y contra entrega de la factura de la plataforma publicitaria como comprobante del gasto. PARA RECLAMAR CUALQUIER COMISIÓN, el contacto debe estar registrado en la planilla comercial de la institución; en caso de concurrencia entre vendedores, la comisión corresponde a quien registró primero el contacto. Sin recaudo no hay comisión.</w:t>
       </w:r>
     </w:p>
     <w:p>
